--- a/docs/word/SysPulse Roadmap.docx
+++ b/docs/word/SysPulse Roadmap.docx
@@ -295,7 +295,7 @@
             <w:b/>
             <w:sz w:val="22"/>
           </w:rPr>
-          <w:t xml:space="preserve">Phase 5 — Windows port</w:t>
+          <w:t xml:space="preserve">Phase 5 — Linux platform coverage</w:t>
         </w:r>
       </w:hyperlink>
     </w:p>
@@ -1298,7 +1298,7 @@
         <w:tab/>
       </w:r>
       <w:r>
-        <w:t>Later: TLS key-log decryption (SSLKEYLOGFILE), QUIC Initial SNI, HTTP object export, ring-buffer capture to disk, Modbus/MQTT decoders, Windows (Npcap)</w:t>
+        <w:t>Later: TLS key-log decryption (SSLKEYLOGFILE), QUIC Initial SNI, HTTP object export, ring-buffer capture to disk, Modbus/MQTT decoders</w:t>
       </w:r>
     </w:p>
     <w:p>
@@ -1631,7 +1631,7 @@
         <w:pStyle w:val="Heading1"/>
       </w:pPr>
       <w:r>
-        <w:t>Phase 5 — Windows port</w:t>
+        <w:t>Phase 5 — Linux platform coverage</w:t>
       </w:r>
       <w:bookmarkEnd w:id="9"/>
     </w:p>
@@ -1651,7 +1651,7 @@
         <w:tab/>
       </w:r>
       <w:r>
-        <w:t>WMI-based hardware inventory, DXGI GPU metrics</w:t>
+        <w:t>Wayland screen recording (PipeWire / xdg-desktop-portal)</w:t>
       </w:r>
     </w:p>
     <w:p>
@@ -1670,7 +1670,7 @@
         <w:tab/>
       </w:r>
       <w:r>
-        <w:t>Registry + winget software manager</w:t>
+        <w:t>Other distributions: Debian, Linux Mint, Fedora (RPM package)</w:t>
       </w:r>
     </w:p>
     <w:p>
@@ -1689,27 +1689,50 @@
         <w:tab/>
       </w:r>
       <w:r>
-        <w:t>Windows Graphics Capture recorder</w:t>
+        <w:t>AppImage with working admin actions (helper installed outside the read-only image)</w:t>
       </w:r>
     </w:p>
+    <w:tbl>
+      <w:tblPr>
+        <w:tblW w:type="auto" w:w="0"/>
+        <w:tblLook w:firstColumn="1" w:firstRow="1" w:lastColumn="0" w:lastRow="0" w:noHBand="0" w:noVBand="1" w:val="04A0"/>
+      </w:tblPr>
+      <w:tblGrid>
+        <w:gridCol w:w="9638"/>
+      </w:tblGrid>
+      <w:tr>
+        <w:tc>
+          <w:tcPr>
+            <w:tcW w:type="dxa" w:w="9638"/>
+            <w:shd w:val="clear" w:color="auto" w:fill="EAF2FF"/>
+            <w:tcMar>
+              <w:top w:w="100" w:type="dxa"/>
+              <w:bottom w:w="100" w:type="dxa"/>
+              <w:start w:w="160" w:type="dxa"/>
+              <w:end w:w="160" w:type="dxa"/>
+            </w:tcMar>
+          </w:tcPr>
+          <w:p>
+            <w:r>
+              <w:t xml:space="preserve">SysPulse is a </w:t>
+            </w:r>
+            <w:r>
+              <w:rPr>
+                <w:b/>
+              </w:rPr>
+              <w:t>Linux-only</w:t>
+            </w:r>
+            <w:r>
+              <w:t xml:space="preserve"> project. A Windows port was considered and dropped (decision of 8 October 2026).</w:t>
+            </w:r>
+          </w:p>
+        </w:tc>
+      </w:tr>
+    </w:tbl>
     <w:p>
       <w:pPr>
-        <w:tabs>
-          <w:tab w:pos="357" w:val="left"/>
-        </w:tabs>
-        <w:spacing w:after="60"/>
-        <w:ind w:left="357" w:hanging="357"/>
+        <w:spacing w:after="0"/>
       </w:pPr>
-      <w:r>
-        <w:rPr>
-          <w:color w:val="6B7280"/>
-        </w:rPr>
-        <w:t>☐</w:t>
-        <w:tab/>
-      </w:r>
-      <w:r>
-        <w:t>MSI installer, code signing</w:t>
-      </w:r>
     </w:p>
     <w:sectPr>
       <w:headerReference w:type="default" r:id="rId9"/>

--- a/docs/word/SysPulse Roadmap.docx
+++ b/docs/word/SysPulse Roadmap.docx
@@ -120,7 +120,7 @@
           <w:b/>
           <w:sz w:val="21"/>
         </w:rPr>
-        <w:t>08 October 2026</w:t>
+        <w:t>09 October 2026</w:t>
       </w:r>
     </w:p>
     <w:p>

--- a/docs/word/SysPulse Roadmap.docx
+++ b/docs/word/SysPulse Roadmap.docx
@@ -120,7 +120,7 @@
           <w:b/>
           <w:sz w:val="21"/>
         </w:rPr>
-        <w:t>09 October 2026</w:t>
+        <w:t>12 October 2026</w:t>
       </w:r>
     </w:p>
     <w:p>
@@ -263,7 +263,7 @@
             <w:b/>
             <w:sz w:val="22"/>
           </w:rPr>
-          <w:t xml:space="preserve">Phase 3b — Later</w:t>
+          <w:t xml:space="preserve">Phase 3.8 — App Launchers  ✔ Done</w:t>
         </w:r>
       </w:hyperlink>
     </w:p>
@@ -279,6 +279,22 @@
             <w:b/>
             <w:sz w:val="22"/>
           </w:rPr>
+          <w:t xml:space="preserve">Phase 3b — Later</w:t>
+        </w:r>
+      </w:hyperlink>
+    </w:p>
+    <w:p>
+      <w:pPr>
+        <w:spacing w:after="80"/>
+        <w:ind w:left="0"/>
+      </w:pPr>
+      <w:hyperlink w:anchor="sec9">
+        <w:r>
+          <w:rPr>
+            <w:color w:val="1F2937"/>
+            <w:b/>
+            <w:sz w:val="22"/>
+          </w:rPr>
           <w:t xml:space="preserve">Phase 4 — Screen recorder  ✔ Done (X11)</w:t>
         </w:r>
       </w:hyperlink>
@@ -288,7 +304,7 @@
         <w:spacing w:after="80"/>
         <w:ind w:left="0"/>
       </w:pPr>
-      <w:hyperlink w:anchor="sec9">
+      <w:hyperlink w:anchor="sec10">
         <w:r>
           <w:rPr>
             <w:color w:val="1F2937"/>
@@ -1307,9 +1323,136 @@
         <w:pStyle w:val="Heading1"/>
       </w:pPr>
       <w:r>
+        <w:t>Phase 3.8 — App Launchers  ✔ Done</w:t>
+      </w:r>
+      <w:bookmarkEnd w:id="7"/>
+    </w:p>
+    <w:p>
+      <w:pPr>
+        <w:tabs>
+          <w:tab w:pos="357" w:val="left"/>
+        </w:tabs>
+        <w:spacing w:after="60"/>
+        <w:ind w:left="357" w:hanging="357"/>
+      </w:pPr>
+      <w:r>
+        <w:rPr>
+          <w:color w:val="1A7F37"/>
+        </w:rPr>
+        <w:t>☑</w:t>
+        <w:tab/>
+      </w:r>
+      <w:r>
+        <w:t>Scan an application folder: native programs (ELF, architecture check), AppImages, scripts, Python (venv aware), Java jars; icons; bundled libraries and Qt plugins</w:t>
+      </w:r>
+    </w:p>
+    <w:p>
+      <w:pPr>
+        <w:tabs>
+          <w:tab w:pos="357" w:val="left"/>
+        </w:tabs>
+        <w:spacing w:after="60"/>
+        <w:ind w:left="357" w:hanging="357"/>
+      </w:pPr>
+      <w:r>
+        <w:rPr>
+          <w:color w:val="1A7F37"/>
+        </w:rPr>
+        <w:t>☑</w:t>
+        <w:tab/>
+      </w:r>
+      <w:r>
+        <w:t>Launchers for other user accounts: start menu, trusted desktop icon (no "Allow Launching"), dock pin — nothing for the user to do</w:t>
+      </w:r>
+    </w:p>
+    <w:p>
+      <w:pPr>
+        <w:tabs>
+          <w:tab w:pos="357" w:val="left"/>
+        </w:tabs>
+        <w:spacing w:after="60"/>
+        <w:ind w:left="357" w:hanging="357"/>
+      </w:pPr>
+      <w:r>
+        <w:rPr>
+          <w:color w:val="1A7F37"/>
+        </w:rPr>
+        <w:t>☑</w:t>
+        <w:tab/>
+      </w:r>
+      <w:r>
+        <w:t>Folder access for other users via ACLs (read or read/write), only where needed</w:t>
+      </w:r>
+    </w:p>
+    <w:p>
+      <w:pPr>
+        <w:tabs>
+          <w:tab w:pos="357" w:val="left"/>
+        </w:tabs>
+        <w:spacing w:after="60"/>
+        <w:ind w:left="357" w:hanging="357"/>
+      </w:pPr>
+      <w:r>
+        <w:rPr>
+          <w:color w:val="1A7F37"/>
+        </w:rPr>
+        <w:t>☑</w:t>
+        <w:tab/>
+      </w:r>
+      <w:r>
+        <w:t>Live checks (permissions per user, missing libraries, desktop-file validation), test run, edit, add users, clean removal</w:t>
+      </w:r>
+    </w:p>
+    <w:p>
+      <w:pPr>
+        <w:tabs>
+          <w:tab w:pos="357" w:val="left"/>
+        </w:tabs>
+        <w:spacing w:after="60"/>
+        <w:ind w:left="357" w:hanging="357"/>
+      </w:pPr>
+      <w:r>
+        <w:rPr>
+          <w:color w:val="6B7280"/>
+        </w:rPr>
+        <w:t>☐</w:t>
+        <w:tab/>
+      </w:r>
+      <w:r>
+        <w:t>Later: system-wide launcher for all current and future users (</w:t>
+      </w:r>
+      <w:r>
+        <w:rPr>
+          <w:rFonts w:ascii="Consolas" w:hAnsi="Consolas"/>
+          <w:sz w:val="19"/>
+          <w:shd w:val="clear" w:fill="EEF1F5"/>
+        </w:rPr>
+        <w:t>/usr/share/applications</w:t>
+      </w:r>
+      <w:r>
+        <w:t xml:space="preserve"> + </w:t>
+      </w:r>
+      <w:r>
+        <w:rPr>
+          <w:rFonts w:ascii="Consolas" w:hAnsi="Consolas"/>
+          <w:sz w:val="19"/>
+          <w:shd w:val="clear" w:fill="EEF1F5"/>
+        </w:rPr>
+        <w:t>/etc/skel</w:t>
+      </w:r>
+      <w:r>
+        <w:t>), unattended mode from a JSON file, copy-to-/opt option</w:t>
+      </w:r>
+    </w:p>
+    <w:p>
+      <w:bookmarkStart w:id="8" w:name="sec8"/>
+      <w:pPr>
+        <w:pStyle w:val="Heading1"/>
+      </w:pPr>
+      <w:r>
         <w:t>Phase 3b — Later</w:t>
       </w:r>
-      <w:bookmarkEnd w:id="7"/>
+      <w:bookmarkEnd w:id="8"/>
     </w:p>
     <w:p>
       <w:pPr>
@@ -1426,14 +1569,14 @@
       </w:r>
     </w:p>
     <w:p>
-      <w:bookmarkStart w:id="8" w:name="sec8"/>
+      <w:bookmarkStart w:id="9" w:name="sec9"/>
       <w:pPr>
         <w:pStyle w:val="Heading1"/>
       </w:pPr>
       <w:r>
         <w:t>Phase 4 — Screen recorder  ✔ Done (X11)</w:t>
       </w:r>
-      <w:bookmarkEnd w:id="8"/>
+      <w:bookmarkEnd w:id="9"/>
     </w:p>
     <w:p>
       <w:pPr>
@@ -1626,14 +1769,14 @@
       </w:r>
     </w:p>
     <w:p>
-      <w:bookmarkStart w:id="9" w:name="sec9"/>
+      <w:bookmarkStart w:id="10" w:name="sec10"/>
       <w:pPr>
         <w:pStyle w:val="Heading1"/>
       </w:pPr>
       <w:r>
         <w:t>Phase 5 — Linux platform coverage</w:t>
       </w:r>
-      <w:bookmarkEnd w:id="9"/>
+      <w:bookmarkEnd w:id="10"/>
     </w:p>
     <w:p>
       <w:pPr>

--- a/docs/word/SysPulse Roadmap.docx
+++ b/docs/word/SysPulse Roadmap.docx
@@ -101,7 +101,7 @@
           <w:b/>
           <w:sz w:val="21"/>
         </w:rPr>
-        <w:t>0.6.0</w:t>
+        <w:t>0.7.0</w:t>
       </w:r>
     </w:p>
     <w:p>

--- a/docs/word/SysPulse Roadmap.docx
+++ b/docs/word/SysPulse Roadmap.docx
@@ -101,7 +101,7 @@
           <w:b/>
           <w:sz w:val="21"/>
         </w:rPr>
-        <w:t>0.7.0</w:t>
+        <w:t>0.7.1</w:t>
       </w:r>
     </w:p>
     <w:p>
@@ -120,7 +120,7 @@
           <w:b/>
           <w:sz w:val="21"/>
         </w:rPr>
-        <w:t>12 October 2026</w:t>
+        <w:t>24 October 2026</w:t>
       </w:r>
     </w:p>
     <w:p>
@@ -295,7 +295,7 @@
             <w:b/>
             <w:sz w:val="22"/>
           </w:rPr>
-          <w:t xml:space="preserve">Phase 4 — Screen recorder  ✔ Done (X11)</w:t>
+          <w:t xml:space="preserve">Phase 4 — Screen recorder  ✔ Done (X11) — hidden in public releases (recorder::ENABLED = false) until Wayland support and polish are done</w:t>
         </w:r>
       </w:hyperlink>
     </w:p>
@@ -1574,7 +1574,18 @@
         <w:pStyle w:val="Heading1"/>
       </w:pPr>
       <w:r>
-        <w:t>Phase 4 — Screen recorder  ✔ Done (X11)</w:t>
+        <w:t>Phase 4 — Screen recorder  ✔ Done (X11) — hidden in public releases (</w:t>
+      </w:r>
+      <w:r>
+        <w:rPr>
+          <w:rFonts w:ascii="Consolas" w:hAnsi="Consolas"/>
+          <w:sz w:val="19"/>
+          <w:shd w:val="clear" w:fill="EEF1F5"/>
+        </w:rPr>
+        <w:t>recorder::ENABLED = false</w:t>
+      </w:r>
+      <w:r>
+        <w:t>) until Wayland support and polish are done</w:t>
       </w:r>
       <w:bookmarkEnd w:id="9"/>
     </w:p>
